--- a/docs/questions/qs-pmfspdfscdfs.docx
+++ b/docs/questions/qs-pmfspdfscdfs.docx
@@ -52,7 +52,7 @@
         </w:rPr>
         <w:t xml:space="preserve"> </w:t>
       </w:r>
-      <w:hyperlink r:id="rId20">
+      <w:hyperlink r:id="rId9">
         <w:r>
           <w:rPr>
             <w:rStyle w:val="Hyperlink"/>
@@ -70,7 +70,7 @@
         <w:t xml:space="preserve">.</w:t>
       </w:r>
     </w:p>
-    <w:bookmarkStart w:id="27" w:name="q1"/>
+    <w:bookmarkStart w:id="16" w:name="q1"/>
     <w:p>
       <w:pPr>
         <w:pStyle w:val="Heading2"/>
@@ -87,7 +87,7 @@
         <w:t xml:space="preserve">For each of the scenarios below, determine if the given distribution is a valid PMF and answer the following questions.</w:t>
       </w:r>
     </w:p>
-    <w:bookmarkStart w:id="21" w:name="section"/>
+    <w:bookmarkStart w:id="10" w:name="section"/>
     <w:p>
       <w:pPr>
         <w:pStyle w:val="Heading4"/>
@@ -227,28 +227,30 @@
               <m:r>
                 <m:t>P</m:t>
               </m:r>
-              <m:d>
-                <m:dPr>
-                  <m:begChr m:val="("/>
-                  <m:sepChr m:val=""/>
-                  <m:endChr m:val=")"/>
-                  <m:grow/>
-                </m:dPr>
-                <m:e>
-                  <m:r>
-                    <m:t>X</m:t>
-                  </m:r>
-                  <m:r>
-                    <m:rPr>
-                      <m:sty m:val="p"/>
-                    </m:rPr>
-                    <m:t>=</m:t>
-                  </m:r>
-                  <m:r>
-                    <m:t>x</m:t>
-                  </m:r>
-                </m:e>
-              </m:d>
+              <m:r>
+                <m:rPr>
+                  <m:sty m:val="p"/>
+                </m:rPr>
+                <m:t>(</m:t>
+              </m:r>
+              <m:r>
+                <m:t>X</m:t>
+              </m:r>
+              <m:r>
+                <m:rPr>
+                  <m:sty m:val="p"/>
+                </m:rPr>
+                <m:t>=</m:t>
+              </m:r>
+              <m:r>
+                <m:t>x</m:t>
+              </m:r>
+              <m:r>
+                <m:rPr>
+                  <m:sty m:val="p"/>
+                </m:rPr>
+                <m:t>)</m:t>
+              </m:r>
             </m:oMath>
           </w:p>
         </w:tc>
@@ -368,35 +370,37 @@
         <m:r>
           <m:t>P</m:t>
         </m:r>
-        <m:d>
-          <m:dPr>
-            <m:begChr m:val="("/>
-            <m:sepChr m:val=""/>
-            <m:endChr m:val=")"/>
-            <m:grow/>
-          </m:dPr>
-          <m:e>
-            <m:r>
-              <m:t>X</m:t>
-            </m:r>
-            <m:r>
-              <m:rPr>
-                <m:sty m:val="p"/>
-              </m:rPr>
-              <m:t>=</m:t>
-            </m:r>
-            <m:r>
-              <m:t>4</m:t>
-            </m:r>
-          </m:e>
-        </m:d>
+        <m:r>
+          <m:rPr>
+            <m:sty m:val="p"/>
+          </m:rPr>
+          <m:t>(</m:t>
+        </m:r>
+        <m:r>
+          <m:t>X</m:t>
+        </m:r>
+        <m:r>
+          <m:rPr>
+            <m:sty m:val="p"/>
+          </m:rPr>
+          <m:t>=</m:t>
+        </m:r>
+        <m:r>
+          <m:t>4</m:t>
+        </m:r>
+        <m:r>
+          <m:rPr>
+            <m:sty m:val="p"/>
+          </m:rPr>
+          <m:t>)</m:t>
+        </m:r>
       </m:oMath>
       <w:r>
         <w:t xml:space="preserve">?</w:t>
       </w:r>
     </w:p>
-    <w:bookmarkEnd w:id="21"/>
-    <w:bookmarkStart w:id="22" w:name="section-1"/>
+    <w:bookmarkEnd w:id="10"/>
+    <w:bookmarkStart w:id="11" w:name="section-1"/>
     <w:p>
       <w:pPr>
         <w:pStyle w:val="Heading4"/>
@@ -590,28 +594,30 @@
               <m:r>
                 <m:t>P</m:t>
               </m:r>
-              <m:d>
-                <m:dPr>
-                  <m:begChr m:val="("/>
-                  <m:sepChr m:val=""/>
-                  <m:endChr m:val=")"/>
-                  <m:grow/>
-                </m:dPr>
-                <m:e>
-                  <m:r>
-                    <m:t>X</m:t>
-                  </m:r>
-                  <m:r>
-                    <m:rPr>
-                      <m:sty m:val="p"/>
-                    </m:rPr>
-                    <m:t>=</m:t>
-                  </m:r>
-                  <m:r>
-                    <m:t>x</m:t>
-                  </m:r>
-                </m:e>
-              </m:d>
+              <m:r>
+                <m:rPr>
+                  <m:sty m:val="p"/>
+                </m:rPr>
+                <m:t>(</m:t>
+              </m:r>
+              <m:r>
+                <m:t>X</m:t>
+              </m:r>
+              <m:r>
+                <m:rPr>
+                  <m:sty m:val="p"/>
+                </m:rPr>
+                <m:t>=</m:t>
+              </m:r>
+              <m:r>
+                <m:t>x</m:t>
+              </m:r>
+              <m:r>
+                <m:rPr>
+                  <m:sty m:val="p"/>
+                </m:rPr>
+                <m:t>)</m:t>
+              </m:r>
             </m:oMath>
           </w:p>
         </w:tc>
@@ -733,8 +739,8 @@
         <w:t xml:space="preserve">?</w:t>
       </w:r>
     </w:p>
-    <w:bookmarkEnd w:id="22"/>
-    <w:bookmarkStart w:id="23" w:name="section-2"/>
+    <w:bookmarkEnd w:id="11"/>
+    <w:bookmarkStart w:id="12" w:name="section-2"/>
     <w:p>
       <w:pPr>
         <w:pStyle w:val="Heading4"/>
@@ -852,28 +858,30 @@
               <m:r>
                 <m:t>P</m:t>
               </m:r>
-              <m:d>
-                <m:dPr>
-                  <m:begChr m:val="("/>
-                  <m:sepChr m:val=""/>
-                  <m:endChr m:val=")"/>
-                  <m:grow/>
-                </m:dPr>
-                <m:e>
-                  <m:r>
-                    <m:t>X</m:t>
-                  </m:r>
-                  <m:r>
-                    <m:rPr>
-                      <m:sty m:val="p"/>
-                    </m:rPr>
-                    <m:t>=</m:t>
-                  </m:r>
-                  <m:r>
-                    <m:t>x</m:t>
-                  </m:r>
-                </m:e>
-              </m:d>
+              <m:r>
+                <m:rPr>
+                  <m:sty m:val="p"/>
+                </m:rPr>
+                <m:t>(</m:t>
+              </m:r>
+              <m:r>
+                <m:t>X</m:t>
+              </m:r>
+              <m:r>
+                <m:rPr>
+                  <m:sty m:val="p"/>
+                </m:rPr>
+                <m:t>=</m:t>
+              </m:r>
+              <m:r>
+                <m:t>x</m:t>
+              </m:r>
+              <m:r>
+                <m:rPr>
+                  <m:sty m:val="p"/>
+                </m:rPr>
+                <m:t>)</m:t>
+              </m:r>
             </m:oMath>
           </w:p>
         </w:tc>
@@ -895,8 +903,8 @@
         </w:tc>
       </w:tr>
     </w:tbl>
-    <w:bookmarkEnd w:id="23"/>
-    <w:bookmarkStart w:id="24" w:name="section-3"/>
+    <w:bookmarkEnd w:id="12"/>
+    <w:bookmarkStart w:id="13" w:name="section-3"/>
     <w:p>
       <w:pPr>
         <w:pStyle w:val="Heading4"/>
@@ -1140,28 +1148,30 @@
               <m:r>
                 <m:t>P</m:t>
               </m:r>
-              <m:d>
-                <m:dPr>
-                  <m:begChr m:val="("/>
-                  <m:sepChr m:val=""/>
-                  <m:endChr m:val=")"/>
-                  <m:grow/>
-                </m:dPr>
-                <m:e>
-                  <m:r>
-                    <m:t>X</m:t>
-                  </m:r>
-                  <m:r>
-                    <m:rPr>
-                      <m:sty m:val="p"/>
-                    </m:rPr>
-                    <m:t>=</m:t>
-                  </m:r>
-                  <m:r>
-                    <m:t>x</m:t>
-                  </m:r>
-                </m:e>
-              </m:d>
+              <m:r>
+                <m:rPr>
+                  <m:sty m:val="p"/>
+                </m:rPr>
+                <m:t>(</m:t>
+              </m:r>
+              <m:r>
+                <m:t>X</m:t>
+              </m:r>
+              <m:r>
+                <m:rPr>
+                  <m:sty m:val="p"/>
+                </m:rPr>
+                <m:t>=</m:t>
+              </m:r>
+              <m:r>
+                <m:t>x</m:t>
+              </m:r>
+              <m:r>
+                <m:rPr>
+                  <m:sty m:val="p"/>
+                </m:rPr>
+                <m:t>)</m:t>
+              </m:r>
             </m:oMath>
           </w:p>
         </w:tc>
@@ -1266,8 +1276,8 @@
         <w:t xml:space="preserve">Is this a valid PMF? Justify your answer either way.</w:t>
       </w:r>
     </w:p>
-    <w:bookmarkEnd w:id="24"/>
-    <w:bookmarkStart w:id="25" w:name="section-4"/>
+    <w:bookmarkEnd w:id="13"/>
+    <w:bookmarkStart w:id="14" w:name="section-4"/>
     <w:p>
       <w:pPr>
         <w:pStyle w:val="Heading4"/>
@@ -1436,28 +1446,30 @@
               <m:r>
                 <m:t>P</m:t>
               </m:r>
-              <m:d>
-                <m:dPr>
-                  <m:begChr m:val="("/>
-                  <m:sepChr m:val=""/>
-                  <m:endChr m:val=")"/>
-                  <m:grow/>
-                </m:dPr>
-                <m:e>
-                  <m:r>
-                    <m:t>X</m:t>
-                  </m:r>
-                  <m:r>
-                    <m:rPr>
-                      <m:sty m:val="p"/>
-                    </m:rPr>
-                    <m:t>=</m:t>
-                  </m:r>
-                  <m:r>
-                    <m:t>x</m:t>
-                  </m:r>
-                </m:e>
-              </m:d>
+              <m:r>
+                <m:rPr>
+                  <m:sty m:val="p"/>
+                </m:rPr>
+                <m:t>(</m:t>
+              </m:r>
+              <m:r>
+                <m:t>X</m:t>
+              </m:r>
+              <m:r>
+                <m:rPr>
+                  <m:sty m:val="p"/>
+                </m:rPr>
+                <m:t>=</m:t>
+              </m:r>
+              <m:r>
+                <m:t>x</m:t>
+              </m:r>
+              <m:r>
+                <m:rPr>
+                  <m:sty m:val="p"/>
+                </m:rPr>
+                <m:t>)</m:t>
+              </m:r>
             </m:oMath>
           </w:p>
         </w:tc>
@@ -1487,8 +1499,8 @@
         </w:tc>
       </w:tr>
     </w:tbl>
-    <w:bookmarkEnd w:id="25"/>
-    <w:bookmarkStart w:id="26" w:name="section-5"/>
+    <w:bookmarkEnd w:id="14"/>
+    <w:bookmarkStart w:id="15" w:name="section-5"/>
     <w:p>
       <w:pPr>
         <w:pStyle w:val="Heading4"/>
@@ -1605,28 +1617,30 @@
               <m:r>
                 <m:t>P</m:t>
               </m:r>
-              <m:d>
-                <m:dPr>
-                  <m:begChr m:val="("/>
-                  <m:sepChr m:val=""/>
-                  <m:endChr m:val=")"/>
-                  <m:grow/>
-                </m:dPr>
-                <m:e>
-                  <m:r>
-                    <m:t>X</m:t>
-                  </m:r>
-                  <m:r>
-                    <m:rPr>
-                      <m:sty m:val="p"/>
-                    </m:rPr>
-                    <m:t>=</m:t>
-                  </m:r>
-                  <m:r>
-                    <m:t>x</m:t>
-                  </m:r>
-                </m:e>
-              </m:d>
+              <m:r>
+                <m:rPr>
+                  <m:sty m:val="p"/>
+                </m:rPr>
+                <m:t>(</m:t>
+              </m:r>
+              <m:r>
+                <m:t>X</m:t>
+              </m:r>
+              <m:r>
+                <m:rPr>
+                  <m:sty m:val="p"/>
+                </m:rPr>
+                <m:t>=</m:t>
+              </m:r>
+              <m:r>
+                <m:t>x</m:t>
+              </m:r>
+              <m:r>
+                <m:rPr>
+                  <m:sty m:val="p"/>
+                </m:rPr>
+                <m:t>)</m:t>
+              </m:r>
             </m:oMath>
           </w:p>
         </w:tc>
@@ -1746,36 +1760,38 @@
         <m:r>
           <m:t>P</m:t>
         </m:r>
-        <m:d>
-          <m:dPr>
-            <m:begChr m:val="("/>
-            <m:sepChr m:val=""/>
-            <m:endChr m:val=")"/>
-            <m:grow/>
-          </m:dPr>
-          <m:e>
-            <m:r>
-              <m:t>X</m:t>
-            </m:r>
-            <m:r>
-              <m:rPr>
-                <m:sty m:val="p"/>
-              </m:rPr>
-              <m:t>=</m:t>
-            </m:r>
-            <m:r>
-              <m:t>3</m:t>
-            </m:r>
-          </m:e>
-        </m:d>
+        <m:r>
+          <m:rPr>
+            <m:sty m:val="p"/>
+          </m:rPr>
+          <m:t>(</m:t>
+        </m:r>
+        <m:r>
+          <m:t>X</m:t>
+        </m:r>
+        <m:r>
+          <m:rPr>
+            <m:sty m:val="p"/>
+          </m:rPr>
+          <m:t>=</m:t>
+        </m:r>
+        <m:r>
+          <m:t>3</m:t>
+        </m:r>
+        <m:r>
+          <m:rPr>
+            <m:sty m:val="p"/>
+          </m:rPr>
+          <m:t>)</m:t>
+        </m:r>
       </m:oMath>
       <w:r>
         <w:t xml:space="preserve">?</w:t>
       </w:r>
     </w:p>
-    <w:bookmarkEnd w:id="26"/>
-    <w:bookmarkEnd w:id="27"/>
-    <w:bookmarkStart w:id="34" w:name="q2"/>
+    <w:bookmarkEnd w:id="15"/>
+    <w:bookmarkEnd w:id="16"/>
+    <w:bookmarkStart w:id="23" w:name="q2"/>
     <w:p>
       <w:pPr>
         <w:pStyle w:val="Heading2"/>
@@ -1792,7 +1808,7 @@
         <w:t xml:space="preserve">For each of the scenarios below, determine if the given distribution is a valid PDF and answer the following questions.</w:t>
       </w:r>
     </w:p>
-    <w:bookmarkStart w:id="28" w:name="section-6"/>
+    <w:bookmarkStart w:id="17" w:name="section-6"/>
     <w:p>
       <w:pPr>
         <w:pStyle w:val="Heading4"/>
@@ -1826,28 +1842,30 @@
         <w:t xml:space="preserve"> </w:t>
       </w:r>
       <m:oMath>
-        <m:d>
-          <m:dPr>
-            <m:begChr m:val="["/>
-            <m:sepChr m:val=""/>
-            <m:endChr m:val="]"/>
-            <m:grow/>
-          </m:dPr>
-          <m:e>
-            <m:r>
-              <m:t>0</m:t>
-            </m:r>
-            <m:r>
-              <m:rPr>
-                <m:sty m:val="p"/>
-              </m:rPr>
-              <m:t>,</m:t>
-            </m:r>
-            <m:r>
-              <m:t>2</m:t>
-            </m:r>
-          </m:e>
-        </m:d>
+        <m:r>
+          <m:rPr>
+            <m:sty m:val="p"/>
+          </m:rPr>
+          <m:t>[</m:t>
+        </m:r>
+        <m:r>
+          <m:t>0</m:t>
+        </m:r>
+        <m:r>
+          <m:rPr>
+            <m:sty m:val="p"/>
+          </m:rPr>
+          <m:t>,</m:t>
+        </m:r>
+        <m:r>
+          <m:t>2</m:t>
+        </m:r>
+        <m:r>
+          <m:rPr>
+            <m:sty m:val="p"/>
+          </m:rPr>
+          <m:t>]</m:t>
+        </m:r>
       </m:oMath>
       <w:r>
         <w:t xml:space="preserve"> </w:t>
@@ -1868,19 +1886,21 @@
           <m:r>
             <m:t>f</m:t>
           </m:r>
-          <m:d>
-            <m:dPr>
-              <m:begChr m:val="("/>
-              <m:sepChr m:val=""/>
-              <m:endChr m:val=")"/>
-              <m:grow/>
-            </m:dPr>
-            <m:e>
-              <m:r>
-                <m:t>x</m:t>
-              </m:r>
-            </m:e>
-          </m:d>
+          <m:r>
+            <m:rPr>
+              <m:sty m:val="p"/>
+            </m:rPr>
+            <m:t>(</m:t>
+          </m:r>
+          <m:r>
+            <m:t>x</m:t>
+          </m:r>
+          <m:r>
+            <m:rPr>
+              <m:sty m:val="p"/>
+            </m:rPr>
+            <m:t>)</m:t>
+          </m:r>
           <m:r>
             <m:rPr>
               <m:sty m:val="p"/>
@@ -1936,8 +1956,8 @@
                     <m:r>
                       <m:rPr>
                         <m:nor/>
+                        <m:scr m:val="sans-serif"/>
                         <m:sty m:val="p"/>
-                        <m:scr m:val="sans-serif"/>
                       </m:rPr>
                       <m:t>if </m:t>
                     </m:r>
@@ -1974,8 +1994,8 @@
                     <m:r>
                       <m:rPr>
                         <m:nor/>
+                        <m:scr m:val="sans-serif"/>
                         <m:sty m:val="p"/>
-                        <m:scr m:val="sans-serif"/>
                       </m:rPr>
                       <m:t>otherwise</m:t>
                     </m:r>
@@ -2009,8 +2029,8 @@
         <w:t xml:space="preserve">lies between 1 and 2?</w:t>
       </w:r>
     </w:p>
-    <w:bookmarkEnd w:id="28"/>
-    <w:bookmarkStart w:id="29" w:name="section-7"/>
+    <w:bookmarkEnd w:id="17"/>
+    <w:bookmarkStart w:id="18" w:name="section-7"/>
     <w:p>
       <w:pPr>
         <w:pStyle w:val="Heading4"/>
@@ -2053,19 +2073,21 @@
           <m:r>
             <m:t>f</m:t>
           </m:r>
-          <m:d>
-            <m:dPr>
-              <m:begChr m:val="("/>
-              <m:sepChr m:val=""/>
-              <m:endChr m:val=")"/>
-              <m:grow/>
-            </m:dPr>
-            <m:e>
-              <m:r>
-                <m:t>x</m:t>
-              </m:r>
-            </m:e>
-          </m:d>
+          <m:r>
+            <m:rPr>
+              <m:sty m:val="p"/>
+            </m:rPr>
+            <m:t>(</m:t>
+          </m:r>
+          <m:r>
+            <m:t>x</m:t>
+          </m:r>
+          <m:r>
+            <m:rPr>
+              <m:sty m:val="p"/>
+            </m:rPr>
+            <m:t>)</m:t>
+          </m:r>
           <m:r>
             <m:rPr>
               <m:sty m:val="p"/>
@@ -2112,8 +2134,8 @@
                     <m:r>
                       <m:rPr>
                         <m:nor/>
+                        <m:scr m:val="sans-serif"/>
                         <m:sty m:val="p"/>
-                        <m:scr m:val="sans-serif"/>
                       </m:rPr>
                       <m:t>if </m:t>
                     </m:r>
@@ -2156,8 +2178,8 @@
                     <m:r>
                       <m:rPr>
                         <m:nor/>
+                        <m:scr m:val="sans-serif"/>
                         <m:sty m:val="p"/>
-                        <m:scr m:val="sans-serif"/>
                       </m:rPr>
                       <m:t>otherwise</m:t>
                     </m:r>
@@ -2242,44 +2264,46 @@
         <m:r>
           <m:t>P</m:t>
         </m:r>
-        <m:d>
-          <m:dPr>
-            <m:begChr m:val="("/>
-            <m:sepChr m:val=""/>
-            <m:endChr m:val=")"/>
-            <m:grow/>
-          </m:dPr>
-          <m:e>
-            <m:r>
-              <m:t>0.25</m:t>
-            </m:r>
-            <m:r>
-              <m:rPr>
-                <m:sty m:val="p"/>
-              </m:rPr>
-              <m:t>≤</m:t>
-            </m:r>
-            <m:r>
-              <m:t>X</m:t>
-            </m:r>
-            <m:r>
-              <m:rPr>
-                <m:sty m:val="p"/>
-              </m:rPr>
-              <m:t>≤</m:t>
-            </m:r>
-            <m:r>
-              <m:t>0.75</m:t>
-            </m:r>
-          </m:e>
-        </m:d>
+        <m:r>
+          <m:rPr>
+            <m:sty m:val="p"/>
+          </m:rPr>
+          <m:t>(</m:t>
+        </m:r>
+        <m:r>
+          <m:t>0.25</m:t>
+        </m:r>
+        <m:r>
+          <m:rPr>
+            <m:sty m:val="p"/>
+          </m:rPr>
+          <m:t>≤</m:t>
+        </m:r>
+        <m:r>
+          <m:t>X</m:t>
+        </m:r>
+        <m:r>
+          <m:rPr>
+            <m:sty m:val="p"/>
+          </m:rPr>
+          <m:t>≤</m:t>
+        </m:r>
+        <m:r>
+          <m:t>0.75</m:t>
+        </m:r>
+        <m:r>
+          <m:rPr>
+            <m:sty m:val="p"/>
+          </m:rPr>
+          <m:t>)</m:t>
+        </m:r>
       </m:oMath>
       <w:r>
         <w:t xml:space="preserve">?</w:t>
       </w:r>
     </w:p>
-    <w:bookmarkEnd w:id="29"/>
-    <w:bookmarkStart w:id="30" w:name="section-8"/>
+    <w:bookmarkEnd w:id="18"/>
+    <w:bookmarkStart w:id="19" w:name="section-8"/>
     <w:p>
       <w:pPr>
         <w:pStyle w:val="Heading4"/>
@@ -2347,19 +2371,21 @@
           <m:r>
             <m:t>f</m:t>
           </m:r>
-          <m:d>
-            <m:dPr>
-              <m:begChr m:val="("/>
-              <m:sepChr m:val=""/>
-              <m:endChr m:val=")"/>
-              <m:grow/>
-            </m:dPr>
-            <m:e>
-              <m:r>
-                <m:t>x</m:t>
-              </m:r>
-            </m:e>
-          </m:d>
+          <m:r>
+            <m:rPr>
+              <m:sty m:val="p"/>
+            </m:rPr>
+            <m:t>(</m:t>
+          </m:r>
+          <m:r>
+            <m:t>x</m:t>
+          </m:r>
+          <m:r>
+            <m:rPr>
+              <m:sty m:val="p"/>
+            </m:rPr>
+            <m:t>)</m:t>
+          </m:r>
           <m:r>
             <m:rPr>
               <m:sty m:val="p"/>
@@ -2415,8 +2441,8 @@
                     <m:r>
                       <m:rPr>
                         <m:nor/>
+                        <m:scr m:val="sans-serif"/>
                         <m:sty m:val="p"/>
-                        <m:scr m:val="sans-serif"/>
                       </m:rPr>
                       <m:t>if </m:t>
                     </m:r>
@@ -2453,8 +2479,8 @@
                     <m:r>
                       <m:rPr>
                         <m:nor/>
+                        <m:scr m:val="sans-serif"/>
                         <m:sty m:val="p"/>
-                        <m:scr m:val="sans-serif"/>
                       </m:rPr>
                       <m:t>otherwise</m:t>
                     </m:r>
@@ -2513,8 +2539,8 @@
         <w:t xml:space="preserve">?</w:t>
       </w:r>
     </w:p>
-    <w:bookmarkEnd w:id="30"/>
-    <w:bookmarkStart w:id="31" w:name="section-9"/>
+    <w:bookmarkEnd w:id="19"/>
+    <w:bookmarkStart w:id="20" w:name="section-9"/>
     <w:p>
       <w:pPr>
         <w:pStyle w:val="Heading4"/>
@@ -2557,19 +2583,21 @@
           <m:r>
             <m:t>f</m:t>
           </m:r>
-          <m:d>
-            <m:dPr>
-              <m:begChr m:val="("/>
-              <m:sepChr m:val=""/>
-              <m:endChr m:val=")"/>
-              <m:grow/>
-            </m:dPr>
-            <m:e>
-              <m:r>
-                <m:t>x</m:t>
-              </m:r>
-            </m:e>
-          </m:d>
+          <m:r>
+            <m:rPr>
+              <m:sty m:val="p"/>
+            </m:rPr>
+            <m:t>(</m:t>
+          </m:r>
+          <m:r>
+            <m:t>x</m:t>
+          </m:r>
+          <m:r>
+            <m:rPr>
+              <m:sty m:val="p"/>
+            </m:rPr>
+            <m:t>)</m:t>
+          </m:r>
           <m:r>
             <m:rPr>
               <m:sty m:val="p"/>
@@ -2625,8 +2653,8 @@
                     <m:r>
                       <m:rPr>
                         <m:nor/>
+                        <m:scr m:val="sans-serif"/>
                         <m:sty m:val="p"/>
-                        <m:scr m:val="sans-serif"/>
                       </m:rPr>
                       <m:t>if </m:t>
                     </m:r>
@@ -2675,8 +2703,8 @@
                     <m:r>
                       <m:rPr>
                         <m:nor/>
+                        <m:scr m:val="sans-serif"/>
                         <m:sty m:val="p"/>
-                        <m:scr m:val="sans-serif"/>
                       </m:rPr>
                       <m:t>if </m:t>
                     </m:r>
@@ -2713,8 +2741,8 @@
                     <m:r>
                       <m:rPr>
                         <m:nor/>
+                        <m:scr m:val="sans-serif"/>
                         <m:sty m:val="p"/>
-                        <m:scr m:val="sans-serif"/>
                       </m:rPr>
                       <m:t>otherwise</m:t>
                     </m:r>
@@ -2734,8 +2762,8 @@
         <w:t xml:space="preserve">Is this a valid PDF? Justify your answer either way.</w:t>
       </w:r>
     </w:p>
-    <w:bookmarkEnd w:id="31"/>
-    <w:bookmarkStart w:id="32" w:name="section-10"/>
+    <w:bookmarkEnd w:id="20"/>
+    <w:bookmarkStart w:id="21" w:name="section-10"/>
     <w:p>
       <w:pPr>
         <w:pStyle w:val="Heading4"/>
@@ -2764,19 +2792,21 @@
           <m:r>
             <m:t>f</m:t>
           </m:r>
-          <m:d>
-            <m:dPr>
-              <m:begChr m:val="("/>
-              <m:sepChr m:val=""/>
-              <m:endChr m:val=")"/>
-              <m:grow/>
-            </m:dPr>
-            <m:e>
-              <m:r>
-                <m:t>x</m:t>
-              </m:r>
-            </m:e>
-          </m:d>
+          <m:r>
+            <m:rPr>
+              <m:sty m:val="p"/>
+            </m:rPr>
+            <m:t>(</m:t>
+          </m:r>
+          <m:r>
+            <m:t>x</m:t>
+          </m:r>
+          <m:r>
+            <m:rPr>
+              <m:sty m:val="p"/>
+            </m:rPr>
+            <m:t>)</m:t>
+          </m:r>
           <m:r>
             <m:rPr>
               <m:sty m:val="p"/>
@@ -2832,8 +2862,8 @@
                     <m:r>
                       <m:rPr>
                         <m:nor/>
+                        <m:scr m:val="sans-serif"/>
                         <m:sty m:val="p"/>
-                        <m:scr m:val="sans-serif"/>
                       </m:rPr>
                       <m:t>if </m:t>
                     </m:r>
@@ -2870,8 +2900,8 @@
                     <m:r>
                       <m:rPr>
                         <m:nor/>
+                        <m:scr m:val="sans-serif"/>
                         <m:sty m:val="p"/>
-                        <m:scr m:val="sans-serif"/>
                       </m:rPr>
                       <m:t>otherwise</m:t>
                     </m:r>
@@ -2936,44 +2966,46 @@
         <m:r>
           <m:t>P</m:t>
         </m:r>
-        <m:d>
-          <m:dPr>
-            <m:begChr m:val="("/>
-            <m:sepChr m:val=""/>
-            <m:endChr m:val=")"/>
-            <m:grow/>
-          </m:dPr>
-          <m:e>
-            <m:r>
-              <m:t>0.2</m:t>
-            </m:r>
-            <m:r>
-              <m:rPr>
-                <m:sty m:val="p"/>
-              </m:rPr>
-              <m:t>≤</m:t>
-            </m:r>
-            <m:r>
-              <m:t>x</m:t>
-            </m:r>
-            <m:r>
-              <m:rPr>
-                <m:sty m:val="p"/>
-              </m:rPr>
-              <m:t>≤</m:t>
-            </m:r>
-            <m:r>
-              <m:t>0.3</m:t>
-            </m:r>
-          </m:e>
-        </m:d>
+        <m:r>
+          <m:rPr>
+            <m:sty m:val="p"/>
+          </m:rPr>
+          <m:t>(</m:t>
+        </m:r>
+        <m:r>
+          <m:t>0.2</m:t>
+        </m:r>
+        <m:r>
+          <m:rPr>
+            <m:sty m:val="p"/>
+          </m:rPr>
+          <m:t>≤</m:t>
+        </m:r>
+        <m:r>
+          <m:t>x</m:t>
+        </m:r>
+        <m:r>
+          <m:rPr>
+            <m:sty m:val="p"/>
+          </m:rPr>
+          <m:t>≤</m:t>
+        </m:r>
+        <m:r>
+          <m:t>0.3</m:t>
+        </m:r>
+        <m:r>
+          <m:rPr>
+            <m:sty m:val="p"/>
+          </m:rPr>
+          <m:t>)</m:t>
+        </m:r>
       </m:oMath>
       <w:r>
         <w:t xml:space="preserve">?</w:t>
       </w:r>
     </w:p>
-    <w:bookmarkEnd w:id="32"/>
-    <w:bookmarkStart w:id="33" w:name="section-11"/>
+    <w:bookmarkEnd w:id="21"/>
+    <w:bookmarkStart w:id="22" w:name="section-11"/>
     <w:p>
       <w:pPr>
         <w:pStyle w:val="Heading4"/>
@@ -3016,19 +3048,21 @@
           <m:r>
             <m:t>f</m:t>
           </m:r>
-          <m:d>
-            <m:dPr>
-              <m:begChr m:val="("/>
-              <m:sepChr m:val=""/>
-              <m:endChr m:val=")"/>
-              <m:grow/>
-            </m:dPr>
-            <m:e>
-              <m:r>
-                <m:t>x</m:t>
-              </m:r>
-            </m:e>
-          </m:d>
+          <m:r>
+            <m:rPr>
+              <m:sty m:val="p"/>
+            </m:rPr>
+            <m:t>(</m:t>
+          </m:r>
+          <m:r>
+            <m:t>x</m:t>
+          </m:r>
+          <m:r>
+            <m:rPr>
+              <m:sty m:val="p"/>
+            </m:rPr>
+            <m:t>)</m:t>
+          </m:r>
           <m:r>
             <m:rPr>
               <m:sty m:val="p"/>
@@ -3075,8 +3109,8 @@
                     <m:r>
                       <m:rPr>
                         <m:nor/>
+                        <m:scr m:val="sans-serif"/>
                         <m:sty m:val="p"/>
-                        <m:scr m:val="sans-serif"/>
                       </m:rPr>
                       <m:t>if </m:t>
                     </m:r>
@@ -3131,8 +3165,8 @@
                     <m:r>
                       <m:rPr>
                         <m:nor/>
+                        <m:scr m:val="sans-serif"/>
                         <m:sty m:val="p"/>
-                        <m:scr m:val="sans-serif"/>
                       </m:rPr>
                       <m:t>if </m:t>
                     </m:r>
@@ -3175,8 +3209,8 @@
                     <m:r>
                       <m:rPr>
                         <m:nor/>
+                        <m:scr m:val="sans-serif"/>
                         <m:sty m:val="p"/>
-                        <m:scr m:val="sans-serif"/>
                       </m:rPr>
                       <m:t>if </m:t>
                     </m:r>
@@ -3219,8 +3253,8 @@
                     <m:r>
                       <m:rPr>
                         <m:nor/>
+                        <m:scr m:val="sans-serif"/>
                         <m:sty m:val="p"/>
-                        <m:scr m:val="sans-serif"/>
                       </m:rPr>
                       <m:t>otherwise</m:t>
                     </m:r>
@@ -3246,9 +3280,9 @@
         <w:t xml:space="preserve">Is this a valid PDF? Justify your answer either way.</w:t>
       </w:r>
     </w:p>
-    <w:bookmarkEnd w:id="33"/>
-    <w:bookmarkEnd w:id="34"/>
-    <w:bookmarkStart w:id="40" w:name="q3"/>
+    <w:bookmarkEnd w:id="22"/>
+    <w:bookmarkEnd w:id="23"/>
+    <w:bookmarkStart w:id="29" w:name="q3"/>
     <w:p>
       <w:pPr>
         <w:pStyle w:val="Heading2"/>
@@ -3265,7 +3299,7 @@
         <w:t xml:space="preserve">For each of the scenarios below, answer the following questions.</w:t>
       </w:r>
     </w:p>
-    <w:bookmarkStart w:id="35" w:name="section-12"/>
+    <w:bookmarkStart w:id="24" w:name="section-12"/>
     <w:p>
       <w:pPr>
         <w:pStyle w:val="Heading4"/>
@@ -3376,28 +3410,30 @@
               <m:r>
                 <m:t>P</m:t>
               </m:r>
-              <m:d>
-                <m:dPr>
-                  <m:begChr m:val="("/>
-                  <m:sepChr m:val=""/>
-                  <m:endChr m:val=")"/>
-                  <m:grow/>
-                </m:dPr>
-                <m:e>
-                  <m:r>
-                    <m:t>X</m:t>
-                  </m:r>
-                  <m:r>
-                    <m:rPr>
-                      <m:sty m:val="p"/>
-                    </m:rPr>
-                    <m:t>=</m:t>
-                  </m:r>
-                  <m:r>
-                    <m:t>x</m:t>
-                  </m:r>
-                </m:e>
-              </m:d>
+              <m:r>
+                <m:rPr>
+                  <m:sty m:val="p"/>
+                </m:rPr>
+                <m:t>(</m:t>
+              </m:r>
+              <m:r>
+                <m:t>X</m:t>
+              </m:r>
+              <m:r>
+                <m:rPr>
+                  <m:sty m:val="p"/>
+                </m:rPr>
+                <m:t>=</m:t>
+              </m:r>
+              <m:r>
+                <m:t>x</m:t>
+              </m:r>
+              <m:r>
+                <m:rPr>
+                  <m:sty m:val="p"/>
+                </m:rPr>
+                <m:t>)</m:t>
+              </m:r>
             </m:oMath>
           </w:p>
         </w:tc>
@@ -3472,19 +3508,21 @@
         <m:r>
           <m:t>F</m:t>
         </m:r>
-        <m:d>
-          <m:dPr>
-            <m:begChr m:val="("/>
-            <m:sepChr m:val=""/>
-            <m:endChr m:val=")"/>
-            <m:grow/>
-          </m:dPr>
-          <m:e>
-            <m:r>
-              <m:t>3</m:t>
-            </m:r>
-          </m:e>
-        </m:d>
+        <m:r>
+          <m:rPr>
+            <m:sty m:val="p"/>
+          </m:rPr>
+          <m:t>(</m:t>
+        </m:r>
+        <m:r>
+          <m:t>3</m:t>
+        </m:r>
+        <m:r>
+          <m:rPr>
+            <m:sty m:val="p"/>
+          </m:rPr>
+          <m:t>)</m:t>
+        </m:r>
       </m:oMath>
       <w:r>
         <w:t xml:space="preserve">?</w:t>
@@ -3507,35 +3545,37 @@
         <m:r>
           <m:t>P</m:t>
         </m:r>
-        <m:d>
-          <m:dPr>
-            <m:begChr m:val="("/>
-            <m:sepChr m:val=""/>
-            <m:endChr m:val=")"/>
-            <m:grow/>
-          </m:dPr>
-          <m:e>
-            <m:r>
-              <m:t>X</m:t>
-            </m:r>
-            <m:r>
-              <m:rPr>
-                <m:sty m:val="p"/>
-              </m:rPr>
-              <m:t>&gt;</m:t>
-            </m:r>
-            <m:r>
-              <m:t>2</m:t>
-            </m:r>
-          </m:e>
-        </m:d>
+        <m:r>
+          <m:rPr>
+            <m:sty m:val="p"/>
+          </m:rPr>
+          <m:t>(</m:t>
+        </m:r>
+        <m:r>
+          <m:t>X</m:t>
+        </m:r>
+        <m:r>
+          <m:rPr>
+            <m:sty m:val="p"/>
+          </m:rPr>
+          <m:t>&gt;</m:t>
+        </m:r>
+        <m:r>
+          <m:t>2</m:t>
+        </m:r>
+        <m:r>
+          <m:rPr>
+            <m:sty m:val="p"/>
+          </m:rPr>
+          <m:t>)</m:t>
+        </m:r>
       </m:oMath>
       <w:r>
         <w:t xml:space="preserve">?</w:t>
       </w:r>
     </w:p>
-    <w:bookmarkEnd w:id="35"/>
-    <w:bookmarkStart w:id="36" w:name="section-13"/>
+    <w:bookmarkEnd w:id="24"/>
+    <w:bookmarkStart w:id="25" w:name="section-13"/>
     <w:p>
       <w:pPr>
         <w:pStyle w:val="Heading4"/>
@@ -3555,28 +3595,30 @@
         <w:t xml:space="preserve"> </w:t>
       </w:r>
       <m:oMath>
-        <m:d>
-          <m:dPr>
-            <m:begChr m:val="["/>
-            <m:sepChr m:val=""/>
-            <m:endChr m:val="]"/>
-            <m:grow/>
-          </m:dPr>
-          <m:e>
-            <m:r>
-              <m:t>0</m:t>
-            </m:r>
-            <m:r>
-              <m:rPr>
-                <m:sty m:val="p"/>
-              </m:rPr>
-              <m:t>,</m:t>
-            </m:r>
-            <m:r>
-              <m:t>2</m:t>
-            </m:r>
-          </m:e>
-        </m:d>
+        <m:r>
+          <m:rPr>
+            <m:sty m:val="p"/>
+          </m:rPr>
+          <m:t>[</m:t>
+        </m:r>
+        <m:r>
+          <m:t>0</m:t>
+        </m:r>
+        <m:r>
+          <m:rPr>
+            <m:sty m:val="p"/>
+          </m:rPr>
+          <m:t>,</m:t>
+        </m:r>
+        <m:r>
+          <m:t>2</m:t>
+        </m:r>
+        <m:r>
+          <m:rPr>
+            <m:sty m:val="p"/>
+          </m:rPr>
+          <m:t>]</m:t>
+        </m:r>
       </m:oMath>
       <w:r>
         <w:t xml:space="preserve"> </w:t>
@@ -3646,26 +3688,28 @@
         <m:r>
           <m:t>F</m:t>
         </m:r>
-        <m:d>
-          <m:dPr>
-            <m:begChr m:val="("/>
-            <m:sepChr m:val=""/>
-            <m:endChr m:val=")"/>
-            <m:grow/>
-          </m:dPr>
-          <m:e>
-            <m:r>
-              <m:t>3</m:t>
-            </m:r>
-          </m:e>
-        </m:d>
+        <m:r>
+          <m:rPr>
+            <m:sty m:val="p"/>
+          </m:rPr>
+          <m:t>(</m:t>
+        </m:r>
+        <m:r>
+          <m:t>3</m:t>
+        </m:r>
+        <m:r>
+          <m:rPr>
+            <m:sty m:val="p"/>
+          </m:rPr>
+          <m:t>)</m:t>
+        </m:r>
       </m:oMath>
       <w:r>
         <w:t xml:space="preserve">?</w:t>
       </w:r>
     </w:p>
-    <w:bookmarkEnd w:id="36"/>
-    <w:bookmarkStart w:id="37" w:name="section-14"/>
+    <w:bookmarkEnd w:id="25"/>
+    <w:bookmarkStart w:id="26" w:name="section-14"/>
     <w:p>
       <w:pPr>
         <w:pStyle w:val="Heading4"/>
@@ -3770,35 +3814,37 @@
         <m:r>
           <m:t>P</m:t>
         </m:r>
-        <m:d>
-          <m:dPr>
-            <m:begChr m:val="("/>
-            <m:sepChr m:val=""/>
-            <m:endChr m:val=")"/>
-            <m:grow/>
-          </m:dPr>
-          <m:e>
-            <m:r>
-              <m:t>X</m:t>
-            </m:r>
-            <m:r>
-              <m:rPr>
-                <m:sty m:val="p"/>
-              </m:rPr>
-              <m:t>&gt;</m:t>
-            </m:r>
-            <m:r>
-              <m:t>5</m:t>
-            </m:r>
-          </m:e>
-        </m:d>
+        <m:r>
+          <m:rPr>
+            <m:sty m:val="p"/>
+          </m:rPr>
+          <m:t>(</m:t>
+        </m:r>
+        <m:r>
+          <m:t>X</m:t>
+        </m:r>
+        <m:r>
+          <m:rPr>
+            <m:sty m:val="p"/>
+          </m:rPr>
+          <m:t>&gt;</m:t>
+        </m:r>
+        <m:r>
+          <m:t>5</m:t>
+        </m:r>
+        <m:r>
+          <m:rPr>
+            <m:sty m:val="p"/>
+          </m:rPr>
+          <m:t>)</m:t>
+        </m:r>
       </m:oMath>
       <w:r>
         <w:t xml:space="preserve">?</w:t>
       </w:r>
     </w:p>
-    <w:bookmarkEnd w:id="37"/>
-    <w:bookmarkStart w:id="39" w:name="section-15"/>
+    <w:bookmarkEnd w:id="26"/>
+    <w:bookmarkStart w:id="28" w:name="section-15"/>
     <w:p>
       <w:pPr>
         <w:pStyle w:val="Heading4"/>
@@ -3951,28 +3997,30 @@
               <m:r>
                 <m:t>P</m:t>
               </m:r>
-              <m:d>
-                <m:dPr>
-                  <m:begChr m:val="("/>
-                  <m:sepChr m:val=""/>
-                  <m:endChr m:val=")"/>
-                  <m:grow/>
-                </m:dPr>
-                <m:e>
-                  <m:r>
-                    <m:t>X</m:t>
-                  </m:r>
-                  <m:r>
-                    <m:rPr>
-                      <m:sty m:val="p"/>
-                    </m:rPr>
-                    <m:t>=</m:t>
-                  </m:r>
-                  <m:r>
-                    <m:t>x</m:t>
-                  </m:r>
-                </m:e>
-              </m:d>
+              <m:r>
+                <m:rPr>
+                  <m:sty m:val="p"/>
+                </m:rPr>
+                <m:t>(</m:t>
+              </m:r>
+              <m:r>
+                <m:t>X</m:t>
+              </m:r>
+              <m:r>
+                <m:rPr>
+                  <m:sty m:val="p"/>
+                </m:rPr>
+                <m:t>=</m:t>
+              </m:r>
+              <m:r>
+                <m:t>x</m:t>
+              </m:r>
+              <m:r>
+                <m:rPr>
+                  <m:sty m:val="p"/>
+                </m:rPr>
+                <m:t>)</m:t>
+              </m:r>
             </m:oMath>
           </w:p>
         </w:tc>
@@ -4082,7 +4130,7 @@
       <w:pPr>
         <w:pStyle w:val="FirstParagraph"/>
       </w:pPr>
-      <w:hyperlink r:id="rId38">
+      <w:hyperlink r:id="rId27">
         <w:r>
           <w:rPr>
             <w:rStyle w:val="Hyperlink"/>
@@ -4098,9 +4146,9 @@
         </w:pict>
       </w:r>
     </w:p>
-    <w:bookmarkEnd w:id="39"/>
-    <w:bookmarkEnd w:id="40"/>
-    <w:bookmarkStart w:id="42" w:name="version-history-and-licensing"/>
+    <w:bookmarkEnd w:id="28"/>
+    <w:bookmarkEnd w:id="29"/>
+    <w:bookmarkStart w:id="31" w:name="version-history-and-licensing"/>
     <w:p>
       <w:pPr>
         <w:pStyle w:val="Heading2"/>
@@ -4121,7 +4169,7 @@
       <w:pPr>
         <w:pStyle w:val="BodyText"/>
       </w:pPr>
-      <w:hyperlink r:id="rId41">
+      <w:hyperlink r:id="rId30">
         <w:r>
           <w:rPr>
             <w:rStyle w:val="Hyperlink"/>
@@ -4130,7 +4178,7 @@
         </w:r>
       </w:hyperlink>
     </w:p>
-    <w:bookmarkEnd w:id="42"/>
+    <w:bookmarkEnd w:id="31"/>
     <w:sectPr>
       <w:pgSz w:h="15840" w:w="12240"/>
       <w:pgMar w:bottom="1440" w:footer="720" w:gutter="0" w:header="720" w:left="1440" w:right="1440" w:top="1440"/>
